--- a/现代日本的形成_第一章　天下如何被组织.docx
+++ b/现代日本的形成_第一章　天下如何被组织.docx
@@ -4982,6 +4982,7 @@
       <w:footerReference w:type="default" r:id="rId10"/>
       <w:pgSz w:w="11906" w:h="16838"/>
       <w:pgMar w:top="1417" w:right="1531" w:bottom="1417" w:left="1531" w:header="850" w:footer="850" w:gutter="0"/>
+      <w:pgNumType w:start="0"/>
       <w:cols w:space="720"/>
       <w:titlePg/>
       <w:docGrid w:linePitch="360"/>
